--- a/rapports/2026-06-06/EQ34/EQ34_sup_v2/DR_021102000005/08-62-68-72.docx
+++ b/rapports/2026-06-06/EQ34/EQ34_sup_v2/DR_021102000005/08-62-68-72.docx
@@ -297,7 +297,7 @@
           <w:color w:val="1F6FEB"/>
           <w:sz w:val="22"/>
         </w:rPr>
-        <w:t>⚠ INCOHÉRENCES À CORRIGER (90)</w:t>
+        <w:t>⚠ INCOHÉRENCES À CORRIGER (84)</w:t>
       </w:r>
     </w:p>
     <w:tbl>
@@ -698,7 +698,7 @@
                 <w:i w:val="0"/>
                 <w:sz w:val="16"/>
               </w:rPr>
-              <w:t>S02</w:t>
+              <w:t>S16</w:t>
               <w:br/>
             </w:r>
             <w:r>
@@ -708,7 +708,7 @@
                 <w:color w:val="64748B"/>
                 <w:sz w:val="14"/>
               </w:rPr>
-              <w:t>Éducation</w:t>
+              <w:t>Agriculture</w:t>
             </w:r>
           </w:p>
         </w:tc>
@@ -724,7 +724,7 @@
                 <w:color w:val="16A34A"/>
                 <w:sz w:val="16"/>
               </w:rPr>
-              <w:t>—</w:t>
+              <w:t>s00q07a, s00q08, s00q10, s00q13_0, s00q15_0, s00q17_0, s00q23a, s00q23b</w:t>
             </w:r>
           </w:p>
         </w:tc>
@@ -755,7 +755,7 @@
                 <w:i w:val="0"/>
                 <w:sz w:val="17"/>
               </w:rPr>
-              <w:t>Incohérence!!! seulement les écoles privées paient les frais de scolarité (y compris les frais d'inscription).</w:t>
+              <w:t>La somme des quantités consommées (0 kg), des quantités offertes (0 kg),  des quantités vendus (4 kg) et des quantités en stock (0 kg) depasse la quantité totale (1 kg) que le ménage a eu après la recolte de Piment , prière de corriger cette incoherence.</w:t>
             </w:r>
           </w:p>
         </w:tc>
@@ -814,7 +814,7 @@
                 <w:color w:val="16A34A"/>
                 <w:sz w:val="16"/>
               </w:rPr>
-              <w:t>s00q07a, s00q08, s00q10, s00q13_0, s00q15_0, s00q17_0, s00q23a, s00q23b</w:t>
+              <w:t>s16dq05a, s16dq05c</w:t>
             </w:r>
           </w:p>
         </w:tc>
@@ -845,7 +845,7 @@
                 <w:i w:val="0"/>
                 <w:sz w:val="17"/>
               </w:rPr>
-              <w:t>La somme des quantités consommées (0 kg), des quantités offertes (0 kg),  des quantités vendus (4 kg) et des quantités en stock (0 kg) depasse la quantité totale (1 kg) que le ménage a eu après la recolte de Piment , prière de corriger cette incoherence.</w:t>
+              <w:t>La quantité de s16dq05a estimée en Kg est incohérente avec la prise dans la question s16dq05c, prière de bien estimer et mettre la valeur exacte.</w:t>
             </w:r>
           </w:p>
         </w:tc>
@@ -904,7 +904,7 @@
                 <w:color w:val="16A34A"/>
                 <w:sz w:val="16"/>
               </w:rPr>
-              <w:t>s16dq05a, s16dq05c</w:t>
+              <w:t>s00q07a, s00q08, s00q10, s00q13_0, s00q15_0, s00q17_0, s00q23a, s00q23b</w:t>
             </w:r>
           </w:p>
         </w:tc>
@@ -935,7 +935,7 @@
                 <w:i w:val="0"/>
                 <w:sz w:val="17"/>
               </w:rPr>
-              <w:t>La quantité de s16dq05a estimée en Kg est incohérente avec la prise dans la question s16dq05c, prière de bien estimer et mettre la valeur exacte.</w:t>
+              <w:t>La somme des quantités consommées (0 kg), des quantités offertes (0 kg),  des quantités vendus (5 kg) et des quantités en stock (0 kg) depasse la quantité totale (1 kg) que le ménage a eu après la recolte de Gombo , prière de corriger cette incoherence.</w:t>
             </w:r>
           </w:p>
         </w:tc>
@@ -968,7 +968,7 @@
                 <w:i w:val="0"/>
                 <w:sz w:val="16"/>
               </w:rPr>
-              <w:t>S16</w:t>
+              <w:t>S20</w:t>
               <w:br/>
             </w:r>
             <w:r>
@@ -978,7 +978,7 @@
                 <w:color w:val="64748B"/>
                 <w:sz w:val="14"/>
               </w:rPr>
-              <w:t>Agriculture</w:t>
+              <w:t>Gouvernance / autres</w:t>
             </w:r>
           </w:p>
         </w:tc>
@@ -994,7 +994,7 @@
                 <w:color w:val="16A34A"/>
                 <w:sz w:val="16"/>
               </w:rPr>
-              <w:t>s00q07a, s00q08, s00q10, s00q13_0, s00q15_0, s00q17_0, s00q23a, s00q23b</w:t>
+              <w:t>—</w:t>
             </w:r>
           </w:p>
         </w:tc>
@@ -1025,7 +1025,7 @@
                 <w:i w:val="0"/>
                 <w:sz w:val="17"/>
               </w:rPr>
-              <w:t>La somme des quantités consommées (0 kg), des quantités offertes (0 kg),  des quantités vendus (5 kg) et des quantités en stock (0 kg) depasse la quantité totale (1 kg) que le ménage a eu après la recolte de Gombo , prière de corriger cette incoherence.</w:t>
+              <w:t>Incohérence détectée ! Le ménage a précédemment déclaré vivre « Bien » ou « Assez bien » selon son revenu en 20A.02.</w:t>
             </w:r>
           </w:p>
         </w:tc>
@@ -1040,10 +1040,10 @@
               <w:rPr>
                 <w:b/>
                 <w:i w:val="0"/>
-                <w:color w:val="DC2626"/>
-                <w:sz w:val="16"/>
-              </w:rPr>
-              <w:t>Haute</w:t>
+                <w:color w:val="EA580C"/>
+                <w:sz w:val="16"/>
+              </w:rPr>
+              <w:t>Moyenne</w:t>
             </w:r>
           </w:p>
         </w:tc>
@@ -1058,7 +1058,7 @@
                 <w:i w:val="0"/>
                 <w:sz w:val="16"/>
               </w:rPr>
-              <w:t>S20</w:t>
+              <w:t>S00</w:t>
               <w:br/>
             </w:r>
             <w:r>
@@ -1068,7 +1068,7 @@
                 <w:color w:val="64748B"/>
                 <w:sz w:val="14"/>
               </w:rPr>
-              <w:t>Gouvernance / autres</w:t>
+              <w:t>Identification</w:t>
             </w:r>
           </w:p>
         </w:tc>
@@ -1084,7 +1084,7 @@
                 <w:color w:val="16A34A"/>
                 <w:sz w:val="16"/>
               </w:rPr>
-              <w:t>—</w:t>
+              <w:t>s00q27</w:t>
             </w:r>
           </w:p>
         </w:tc>
@@ -1115,7 +1115,7 @@
                 <w:i w:val="0"/>
                 <w:sz w:val="17"/>
               </w:rPr>
-              <w:t>Incohérence détectée ! Le ménage a précédemment déclaré vivre « Bien » ou « Assez bien » selon son revenu en 20A.02.</w:t>
+              <w:t>Le questionnaire semble ne pas être complètement fini mais le questionnaire est en statut complet, prière de compléter le questionnaire.</w:t>
             </w:r>
           </w:p>
         </w:tc>
@@ -1174,7 +1174,7 @@
                 <w:color w:val="16A34A"/>
                 <w:sz w:val="16"/>
               </w:rPr>
-              <w:t>s00q27</w:t>
+              <w:t>—</w:t>
             </w:r>
           </w:p>
         </w:tc>
@@ -1205,7 +1205,7 @@
                 <w:i w:val="0"/>
                 <w:sz w:val="17"/>
               </w:rPr>
-              <w:t>Le questionnaire semble ne pas être complètement fini mais le questionnaire est en statut complet, prière de compléter le questionnaire.</w:t>
+              <w:t>L'adresse ou la localisation du ménage doit être bien renseignée, ne doit pas contenir des numéros de téléphone et elle semble courte pour être une adresse.</w:t>
             </w:r>
           </w:p>
         </w:tc>
@@ -1295,7 +1295,7 @@
                 <w:i w:val="0"/>
                 <w:sz w:val="17"/>
               </w:rPr>
-              <w:t>L'adresse ou la localisation du ménage doit être bien renseignée, ne doit pas contenir des numéros de téléphone et elle semble courte pour être une adresse.</w:t>
+              <w:t>Prière de renseigner la bonne adresse.</w:t>
             </w:r>
           </w:p>
         </w:tc>
@@ -1328,7 +1328,7 @@
                 <w:i w:val="0"/>
                 <w:sz w:val="16"/>
               </w:rPr>
-              <w:t>S00</w:t>
+              <w:t>S01</w:t>
               <w:br/>
             </w:r>
             <w:r>
@@ -1338,7 +1338,7 @@
                 <w:color w:val="64748B"/>
                 <w:sz w:val="14"/>
               </w:rPr>
-              <w:t>Identification</w:t>
+              <w:t>Démographie</w:t>
             </w:r>
           </w:p>
         </w:tc>
@@ -1385,7 +1385,7 @@
                 <w:i w:val="0"/>
                 <w:sz w:val="17"/>
               </w:rPr>
-              <w:t>Prière de renseigner la bonne adresse.</w:t>
+              <w:t>Prière de verifier l'information donnée par khady diatta 2 ou corriger au niveau de la section 1.</w:t>
             </w:r>
           </w:p>
         </w:tc>
@@ -1475,7 +1475,7 @@
                 <w:i w:val="0"/>
                 <w:sz w:val="17"/>
               </w:rPr>
-              <w:t>Prière de verifier l'information donnée par khady diatta 2 ou corriger au niveau de la section 1.</w:t>
+              <w:t>Prière de verifier l'information donnée par na khady barro ou corriger au niveau de la section 1.</w:t>
             </w:r>
           </w:p>
         </w:tc>
@@ -1534,7 +1534,7 @@
                 <w:color w:val="16A34A"/>
                 <w:sz w:val="16"/>
               </w:rPr>
-              <w:t>—</w:t>
+              <w:t>s01q23, s01q00b, s01q23_autre</w:t>
             </w:r>
           </w:p>
         </w:tc>
@@ -1565,7 +1565,7 @@
                 <w:i w:val="0"/>
                 <w:sz w:val="17"/>
               </w:rPr>
-              <w:t>Prière de verifier l'information donnée par na khady barro ou corriger au niveau de la section 1.</w:t>
+              <w:t>La raison principale que mariama acoly sadio envisage de migrer est assister une de ses soeurs malade et semble exister dans les modalités, prière de prendre attache avec le QG pour plus d'explication afin de la classer bien.</w:t>
             </w:r>
           </w:p>
         </w:tc>
@@ -1624,7 +1624,7 @@
                 <w:color w:val="16A34A"/>
                 <w:sz w:val="16"/>
               </w:rPr>
-              <w:t>s01q23, s01q00b, s01q23_autre</w:t>
+              <w:t>s01q10_1</w:t>
             </w:r>
           </w:p>
         </w:tc>
@@ -1655,547 +1655,7 @@
                 <w:i w:val="0"/>
                 <w:sz w:val="17"/>
               </w:rPr>
-              <w:t>La raison principale que mariama acoly sadio envisage de migrer est assister une de ses soeurs malade et semble exister dans les modalités, prière de prendre attache avec le QG pour plus d'explication afin de la classer bien.</w:t>
-            </w:r>
-          </w:p>
-        </w:tc>
-      </w:tr>
-      <w:tr>
-        <w:tc>
-          <w:tcPr>
-            <w:tcW w:type="dxa" w:w="964"/>
-          </w:tcPr>
-          <w:p>
-            <w:r>
-              <w:rPr>
-                <w:b/>
-                <w:i w:val="0"/>
-                <w:color w:val="EA580C"/>
-                <w:sz w:val="16"/>
-              </w:rPr>
-              <w:t>Moyenne</w:t>
-            </w:r>
-          </w:p>
-        </w:tc>
-        <w:tc>
-          <w:tcPr>
-            <w:tcW w:type="dxa" w:w="1247"/>
-          </w:tcPr>
-          <w:p>
-            <w:r>
-              <w:rPr>
-                <w:b/>
-                <w:i w:val="0"/>
-                <w:sz w:val="16"/>
-              </w:rPr>
-              <w:t>S01</w:t>
-              <w:br/>
-            </w:r>
-            <w:r>
-              <w:rPr>
-                <w:b w:val="0"/>
-                <w:i w:val="0"/>
-                <w:color w:val="64748B"/>
-                <w:sz w:val="14"/>
-              </w:rPr>
-              <w:t>Démographie</w:t>
-            </w:r>
-          </w:p>
-        </w:tc>
-        <w:tc>
-          <w:tcPr>
-            <w:tcW w:type="dxa" w:w="1531"/>
-          </w:tcPr>
-          <w:p>
-            <w:r>
-              <w:rPr>
-                <w:b/>
-                <w:i w:val="0"/>
-                <w:color w:val="16A34A"/>
-                <w:sz w:val="16"/>
-              </w:rPr>
-              <w:t>s01q10_1</w:t>
-            </w:r>
-          </w:p>
-        </w:tc>
-        <w:tc>
-          <w:tcPr>
-            <w:tcW w:type="dxa" w:w="1191"/>
-          </w:tcPr>
-          <w:p>
-            <w:r>
-              <w:rPr>
-                <w:b w:val="0"/>
-                <w:i w:val="0"/>
-                <w:color w:val="64748B"/>
-                <w:sz w:val="16"/>
-              </w:rPr>
-              <w:t>GT-CQ</w:t>
-            </w:r>
-          </w:p>
-        </w:tc>
-        <w:tc>
-          <w:tcPr>
-            <w:tcW w:type="dxa" w:w="4706"/>
-          </w:tcPr>
-          <w:p>
-            <w:r>
-              <w:rPr>
-                <w:b w:val="0"/>
-                <w:i w:val="0"/>
-                <w:sz w:val="17"/>
-              </w:rPr>
               <w:t>La taille du ménage lors de l'enquête principale (12) de ce ménage est inférieur à la taille du denombrement (13), prière de fournir des explications concrètes ou aller revisiter le ménage.</w:t>
-            </w:r>
-          </w:p>
-        </w:tc>
-      </w:tr>
-      <w:tr>
-        <w:tc>
-          <w:tcPr>
-            <w:tcW w:type="dxa" w:w="964"/>
-          </w:tcPr>
-          <w:p>
-            <w:r>
-              <w:rPr>
-                <w:b/>
-                <w:i w:val="0"/>
-                <w:color w:val="EA580C"/>
-                <w:sz w:val="16"/>
-              </w:rPr>
-              <w:t>Moyenne</w:t>
-            </w:r>
-          </w:p>
-        </w:tc>
-        <w:tc>
-          <w:tcPr>
-            <w:tcW w:type="dxa" w:w="1247"/>
-          </w:tcPr>
-          <w:p>
-            <w:r>
-              <w:rPr>
-                <w:b/>
-                <w:i w:val="0"/>
-                <w:sz w:val="16"/>
-              </w:rPr>
-              <w:t>S02</w:t>
-              <w:br/>
-            </w:r>
-            <w:r>
-              <w:rPr>
-                <w:b w:val="0"/>
-                <w:i w:val="0"/>
-                <w:color w:val="64748B"/>
-                <w:sz w:val="14"/>
-              </w:rPr>
-              <w:t>Éducation</w:t>
-            </w:r>
-          </w:p>
-        </w:tc>
-        <w:tc>
-          <w:tcPr>
-            <w:tcW w:type="dxa" w:w="1531"/>
-          </w:tcPr>
-          <w:p>
-            <w:r>
-              <w:rPr>
-                <w:b/>
-                <w:i w:val="0"/>
-                <w:color w:val="16A34A"/>
-                <w:sz w:val="16"/>
-              </w:rPr>
-              <w:t>—</w:t>
-            </w:r>
-          </w:p>
-        </w:tc>
-        <w:tc>
-          <w:tcPr>
-            <w:tcW w:type="dxa" w:w="1191"/>
-          </w:tcPr>
-          <w:p>
-            <w:r>
-              <w:rPr>
-                <w:b w:val="0"/>
-                <w:i w:val="0"/>
-                <w:color w:val="64748B"/>
-                <w:sz w:val="16"/>
-              </w:rPr>
-              <w:t>GT-CQ</w:t>
-            </w:r>
-          </w:p>
-        </w:tc>
-        <w:tc>
-          <w:tcPr>
-            <w:tcW w:type="dxa" w:w="4706"/>
-          </w:tcPr>
-          <w:p>
-            <w:r>
-              <w:rPr>
-                <w:b w:val="0"/>
-                <w:i w:val="0"/>
-                <w:sz w:val="17"/>
-              </w:rPr>
-              <w:t>veuillez, s'il vous plait, confirmer les frais de scolarité ( 10000 FCFA) payée de almamy diatta avec le QG ou apporter les corrections nécessaires.</w:t>
-            </w:r>
-          </w:p>
-        </w:tc>
-      </w:tr>
-      <w:tr>
-        <w:tc>
-          <w:tcPr>
-            <w:tcW w:type="dxa" w:w="964"/>
-          </w:tcPr>
-          <w:p>
-            <w:r>
-              <w:rPr>
-                <w:b/>
-                <w:i w:val="0"/>
-                <w:color w:val="EA580C"/>
-                <w:sz w:val="16"/>
-              </w:rPr>
-              <w:t>Moyenne</w:t>
-            </w:r>
-          </w:p>
-        </w:tc>
-        <w:tc>
-          <w:tcPr>
-            <w:tcW w:type="dxa" w:w="1247"/>
-          </w:tcPr>
-          <w:p>
-            <w:r>
-              <w:rPr>
-                <w:b/>
-                <w:i w:val="0"/>
-                <w:sz w:val="16"/>
-              </w:rPr>
-              <w:t>S02</w:t>
-              <w:br/>
-            </w:r>
-            <w:r>
-              <w:rPr>
-                <w:b w:val="0"/>
-                <w:i w:val="0"/>
-                <w:color w:val="64748B"/>
-                <w:sz w:val="14"/>
-              </w:rPr>
-              <w:t>Éducation</w:t>
-            </w:r>
-          </w:p>
-        </w:tc>
-        <w:tc>
-          <w:tcPr>
-            <w:tcW w:type="dxa" w:w="1531"/>
-          </w:tcPr>
-          <w:p>
-            <w:r>
-              <w:rPr>
-                <w:b/>
-                <w:i w:val="0"/>
-                <w:color w:val="16A34A"/>
-                <w:sz w:val="16"/>
-              </w:rPr>
-              <w:t>—</w:t>
-            </w:r>
-          </w:p>
-        </w:tc>
-        <w:tc>
-          <w:tcPr>
-            <w:tcW w:type="dxa" w:w="1191"/>
-          </w:tcPr>
-          <w:p>
-            <w:r>
-              <w:rPr>
-                <w:b w:val="0"/>
-                <w:i w:val="0"/>
-                <w:color w:val="64748B"/>
-                <w:sz w:val="16"/>
-              </w:rPr>
-              <w:t>GT-CQ</w:t>
-            </w:r>
-          </w:p>
-        </w:tc>
-        <w:tc>
-          <w:tcPr>
-            <w:tcW w:type="dxa" w:w="4706"/>
-          </w:tcPr>
-          <w:p>
-            <w:r>
-              <w:rPr>
-                <w:b w:val="0"/>
-                <w:i w:val="0"/>
-                <w:sz w:val="17"/>
-              </w:rPr>
-              <w:t>veuillez, s'il vous plait, confirmer les frais de scolarité ( 2000 FCFA) payée de almamy sambou avec le QG ou apporter les corrections nécessaires.</w:t>
-            </w:r>
-          </w:p>
-        </w:tc>
-      </w:tr>
-      <w:tr>
-        <w:tc>
-          <w:tcPr>
-            <w:tcW w:type="dxa" w:w="964"/>
-          </w:tcPr>
-          <w:p>
-            <w:r>
-              <w:rPr>
-                <w:b/>
-                <w:i w:val="0"/>
-                <w:color w:val="EA580C"/>
-                <w:sz w:val="16"/>
-              </w:rPr>
-              <w:t>Moyenne</w:t>
-            </w:r>
-          </w:p>
-        </w:tc>
-        <w:tc>
-          <w:tcPr>
-            <w:tcW w:type="dxa" w:w="1247"/>
-          </w:tcPr>
-          <w:p>
-            <w:r>
-              <w:rPr>
-                <w:b/>
-                <w:i w:val="0"/>
-                <w:sz w:val="16"/>
-              </w:rPr>
-              <w:t>S02</w:t>
-              <w:br/>
-            </w:r>
-            <w:r>
-              <w:rPr>
-                <w:b w:val="0"/>
-                <w:i w:val="0"/>
-                <w:color w:val="64748B"/>
-                <w:sz w:val="14"/>
-              </w:rPr>
-              <w:t>Éducation</w:t>
-            </w:r>
-          </w:p>
-        </w:tc>
-        <w:tc>
-          <w:tcPr>
-            <w:tcW w:type="dxa" w:w="1531"/>
-          </w:tcPr>
-          <w:p>
-            <w:r>
-              <w:rPr>
-                <w:b/>
-                <w:i w:val="0"/>
-                <w:color w:val="16A34A"/>
-                <w:sz w:val="16"/>
-              </w:rPr>
-              <w:t>—</w:t>
-            </w:r>
-          </w:p>
-        </w:tc>
-        <w:tc>
-          <w:tcPr>
-            <w:tcW w:type="dxa" w:w="1191"/>
-          </w:tcPr>
-          <w:p>
-            <w:r>
-              <w:rPr>
-                <w:b w:val="0"/>
-                <w:i w:val="0"/>
-                <w:color w:val="64748B"/>
-                <w:sz w:val="16"/>
-              </w:rPr>
-              <w:t>GT-CQ</w:t>
-            </w:r>
-          </w:p>
-        </w:tc>
-        <w:tc>
-          <w:tcPr>
-            <w:tcW w:type="dxa" w:w="4706"/>
-          </w:tcPr>
-          <w:p>
-            <w:r>
-              <w:rPr>
-                <w:b w:val="0"/>
-                <w:i w:val="0"/>
-                <w:sz w:val="17"/>
-              </w:rPr>
-              <w:t>veuillez, s'il vous plait, confirmer les frais de scolarité ( 2000 FCFA) payée de na khady barro avec le QG ou apporter les corrections nécessaires.</w:t>
-            </w:r>
-          </w:p>
-        </w:tc>
-      </w:tr>
-      <w:tr>
-        <w:tc>
-          <w:tcPr>
-            <w:tcW w:type="dxa" w:w="964"/>
-          </w:tcPr>
-          <w:p>
-            <w:r>
-              <w:rPr>
-                <w:b/>
-                <w:i w:val="0"/>
-                <w:color w:val="EA580C"/>
-                <w:sz w:val="16"/>
-              </w:rPr>
-              <w:t>Moyenne</w:t>
-            </w:r>
-          </w:p>
-        </w:tc>
-        <w:tc>
-          <w:tcPr>
-            <w:tcW w:type="dxa" w:w="1247"/>
-          </w:tcPr>
-          <w:p>
-            <w:r>
-              <w:rPr>
-                <w:b/>
-                <w:i w:val="0"/>
-                <w:sz w:val="16"/>
-              </w:rPr>
-              <w:t>S02</w:t>
-              <w:br/>
-            </w:r>
-            <w:r>
-              <w:rPr>
-                <w:b w:val="0"/>
-                <w:i w:val="0"/>
-                <w:color w:val="64748B"/>
-                <w:sz w:val="14"/>
-              </w:rPr>
-              <w:t>Éducation</w:t>
-            </w:r>
-          </w:p>
-        </w:tc>
-        <w:tc>
-          <w:tcPr>
-            <w:tcW w:type="dxa" w:w="1531"/>
-          </w:tcPr>
-          <w:p>
-            <w:r>
-              <w:rPr>
-                <w:b/>
-                <w:i w:val="0"/>
-                <w:color w:val="16A34A"/>
-                <w:sz w:val="16"/>
-              </w:rPr>
-              <w:t>—</w:t>
-            </w:r>
-          </w:p>
-        </w:tc>
-        <w:tc>
-          <w:tcPr>
-            <w:tcW w:type="dxa" w:w="1191"/>
-          </w:tcPr>
-          <w:p>
-            <w:r>
-              <w:rPr>
-                <w:b w:val="0"/>
-                <w:i w:val="0"/>
-                <w:color w:val="64748B"/>
-                <w:sz w:val="16"/>
-              </w:rPr>
-              <w:t>GT-CQ</w:t>
-            </w:r>
-          </w:p>
-        </w:tc>
-        <w:tc>
-          <w:tcPr>
-            <w:tcW w:type="dxa" w:w="4706"/>
-          </w:tcPr>
-          <w:p>
-            <w:r>
-              <w:rPr>
-                <w:b w:val="0"/>
-                <w:i w:val="0"/>
-                <w:sz w:val="17"/>
-              </w:rPr>
-              <w:t>veuillez, s'il vous plait, confirmer les frais de scolarité ( 2000 FCFA) payée de omar diatta avec le QG ou apporter les corrections nécessaires.</w:t>
-            </w:r>
-          </w:p>
-        </w:tc>
-      </w:tr>
-      <w:tr>
-        <w:tc>
-          <w:tcPr>
-            <w:tcW w:type="dxa" w:w="964"/>
-          </w:tcPr>
-          <w:p>
-            <w:r>
-              <w:rPr>
-                <w:b/>
-                <w:i w:val="0"/>
-                <w:color w:val="EA580C"/>
-                <w:sz w:val="16"/>
-              </w:rPr>
-              <w:t>Moyenne</w:t>
-            </w:r>
-          </w:p>
-        </w:tc>
-        <w:tc>
-          <w:tcPr>
-            <w:tcW w:type="dxa" w:w="1247"/>
-          </w:tcPr>
-          <w:p>
-            <w:r>
-              <w:rPr>
-                <w:b/>
-                <w:i w:val="0"/>
-                <w:sz w:val="16"/>
-              </w:rPr>
-              <w:t>S02</w:t>
-              <w:br/>
-            </w:r>
-            <w:r>
-              <w:rPr>
-                <w:b w:val="0"/>
-                <w:i w:val="0"/>
-                <w:color w:val="64748B"/>
-                <w:sz w:val="14"/>
-              </w:rPr>
-              <w:t>Éducation</w:t>
-            </w:r>
-          </w:p>
-        </w:tc>
-        <w:tc>
-          <w:tcPr>
-            <w:tcW w:type="dxa" w:w="1531"/>
-          </w:tcPr>
-          <w:p>
-            <w:r>
-              <w:rPr>
-                <w:b/>
-                <w:i w:val="0"/>
-                <w:color w:val="16A34A"/>
-                <w:sz w:val="16"/>
-              </w:rPr>
-              <w:t>—</w:t>
-            </w:r>
-          </w:p>
-        </w:tc>
-        <w:tc>
-          <w:tcPr>
-            <w:tcW w:type="dxa" w:w="1191"/>
-          </w:tcPr>
-          <w:p>
-            <w:r>
-              <w:rPr>
-                <w:b w:val="0"/>
-                <w:i w:val="0"/>
-                <w:color w:val="64748B"/>
-                <w:sz w:val="16"/>
-              </w:rPr>
-              <w:t>GT-CQ</w:t>
-            </w:r>
-          </w:p>
-        </w:tc>
-        <w:tc>
-          <w:tcPr>
-            <w:tcW w:type="dxa" w:w="4706"/>
-          </w:tcPr>
-          <w:p>
-            <w:r>
-              <w:rPr>
-                <w:b w:val="0"/>
-                <w:i w:val="0"/>
-                <w:sz w:val="17"/>
-              </w:rPr>
-              <w:t>veuillez, s'il vous plait, confirmer les frais de scolarité ( 9000 FCFA) payée de saly gomis avec le QG ou apporter les corrections nécessaires.</w:t>
             </w:r>
           </w:p>
         </w:tc>
